--- a/assets/templates/Centers/center-c/Договор_шаблон_2.docx
+++ b/assets/templates/Centers/center-c/Договор_шаблон_2.docx
@@ -170,7 +170,7 @@
                 <w:sz w:val="14"/>
                 <w:szCs w:val="14"/>
               </w:rPr>
-              <w:t xml:space="preserve">22.11.2013 Л041-01148-78/00563298 предоставленная комитетом по здравоохранению Санкт-Петербурга, именуемым в дальнейшем исполнитель, в лице Баронина Виктора Евгеньевича, действующего на основании Устава, с одной стороны и </w:t>
+              <w:t xml:space="preserve">10.06.2024 Л041-01148-78/01240023 предоставленная комитетом по здравоохранению Санкт-Петербурга, именуемым в дальнейшем исполнитель, в лице Баронина Виктора Евгеньевича, действующего на основании Устава, с одной стороны и </w:t>
             </w:r>
           </w:p>
           <w:p>
@@ -5071,18 +5071,11 @@
             </w:r>
             <w:r>
               <w:rPr>
-                <w:sz w:val="14"/>
-                <w:szCs w:val="14"/>
-              </w:rPr>
-              <w:t>Мед-</w:t>
-            </w:r>
-            <w:r>
-              <w:rPr>
-                <w:spacing w:val="-2"/>
-                <w:sz w:val="14"/>
-                <w:szCs w:val="14"/>
-              </w:rPr>
-              <w:t xml:space="preserve"> ПЕРВАЯ ЗДРАВНИЦА</w:t>
+                <w:spacing w:val="-2"/>
+                <w:sz w:val="14"/>
+                <w:szCs w:val="14"/>
+              </w:rPr>
+              <w:t>ПЕРВАЯ ЗДРАВНИЦА</w:t>
             </w:r>
             <w:r>
               <w:rPr>
